--- a/deliverables/PREA_Supervisor_Memo_Template.docx
+++ b/deliverables/PREA_Supervisor_Memo_Template.docx
@@ -551,6 +551,114 @@
               <w:t xml:space="preserve">Physical evidence: [clothing, bedding, other], and where it is now.</w:t>
             </w:r>
           </w:p>
+          <w:p>
+            <w:pPr>
+              <w:spacing w:after="20" w:before="70" w:line="264"/>
+            </w:pPr>
+            <w:r>
+              <w:rPr>
+                <w:rFonts w:ascii="Consolas" w:cs="Consolas" w:eastAsia="Consolas" w:hAnsi="Consolas"/>
+                <w:b w:val="false"/>
+                <w:bCs w:val="false"/>
+                <w:i w:val="false"/>
+                <w:iCs w:val="false"/>
+                <w:color w:val="1A1A1A"/>
+                <w:sz w:val="24"/>
+                <w:szCs w:val="24"/>
+              </w:rPr>
+              <w:t xml:space="preserve">Initial statement taken under OO 1453 I.A.6:</w:t>
+            </w:r>
+          </w:p>
+          <w:p>
+            <w:pPr>
+              <w:spacing w:after="20" w:before="70" w:line="264"/>
+            </w:pPr>
+            <w:r>
+              <w:rPr>
+                <w:rFonts w:ascii="Consolas" w:cs="Consolas" w:eastAsia="Consolas" w:hAnsi="Consolas"/>
+                <w:b w:val="false"/>
+                <w:bCs w:val="false"/>
+                <w:i w:val="false"/>
+                <w:iCs w:val="false"/>
+                <w:color w:val="1A1A1A"/>
+                <w:sz w:val="24"/>
+                <w:szCs w:val="24"/>
+              </w:rPr>
+              <w:t xml:space="preserve">  From the reporting or target resident at [time]: "[verbatim]"</w:t>
+            </w:r>
+          </w:p>
+          <w:p>
+            <w:pPr>
+              <w:spacing w:after="20" w:before="70" w:line="264"/>
+            </w:pPr>
+            <w:r>
+              <w:rPr>
+                <w:rFonts w:ascii="Consolas" w:cs="Consolas" w:eastAsia="Consolas" w:hAnsi="Consolas"/>
+                <w:b w:val="false"/>
+                <w:bCs w:val="false"/>
+                <w:i w:val="false"/>
+                <w:iCs w:val="false"/>
+                <w:color w:val="1A1A1A"/>
+                <w:sz w:val="24"/>
+                <w:szCs w:val="24"/>
+              </w:rPr>
+              <w:t xml:space="preserve">  From the alleged resident at [time]: "[verbatim]"</w:t>
+            </w:r>
+          </w:p>
+          <w:p>
+            <w:pPr>
+              <w:spacing w:after="20" w:before="70" w:line="264"/>
+            </w:pPr>
+            <w:r>
+              <w:rPr>
+                <w:rFonts w:ascii="Consolas" w:cs="Consolas" w:eastAsia="Consolas" w:hAnsi="Consolas"/>
+                <w:b w:val="false"/>
+                <w:bCs w:val="false"/>
+                <w:i w:val="false"/>
+                <w:iCs w:val="false"/>
+                <w:color w:val="1A1A1A"/>
+                <w:sz w:val="24"/>
+                <w:szCs w:val="24"/>
+              </w:rPr>
+              <w:t xml:space="preserve">  Miranda given: [ ] yes at [time]   [ ] not applicable</w:t>
+            </w:r>
+          </w:p>
+          <w:p>
+            <w:pPr>
+              <w:spacing w:after="20" w:before="70" w:line="264"/>
+            </w:pPr>
+            <w:r>
+              <w:rPr>
+                <w:rFonts w:ascii="Consolas" w:cs="Consolas" w:eastAsia="Consolas" w:hAnsi="Consolas"/>
+                <w:b w:val="false"/>
+                <w:bCs w:val="false"/>
+                <w:i w:val="false"/>
+                <w:iCs w:val="false"/>
+                <w:color w:val="1A1A1A"/>
+                <w:sz w:val="24"/>
+                <w:szCs w:val="24"/>
+              </w:rPr>
+              <w:t xml:space="preserve">  WIC 625.6 counsel consultation (suspect aged 17 or under): [ ] completed at [time], with [who]</w:t>
+            </w:r>
+          </w:p>
+          <w:p>
+            <w:pPr>
+              <w:spacing w:after="20" w:before="70" w:line="264"/>
+            </w:pPr>
+            <w:r>
+              <w:rPr>
+                <w:rFonts w:ascii="Consolas" w:cs="Consolas" w:eastAsia="Consolas" w:hAnsi="Consolas"/>
+                <w:b w:val="false"/>
+                <w:bCs w:val="false"/>
+                <w:i w:val="false"/>
+                <w:iCs w:val="false"/>
+                <w:color w:val="1A1A1A"/>
+                <w:sz w:val="24"/>
+                <w:szCs w:val="24"/>
+              </w:rPr>
+              <w:t xml:space="preserve">                                                             [ ] N/A, suspect is 18 or over</w:t>
+            </w:r>
+          </w:p>
         </w:tc>
       </w:tr>
     </w:tbl>
@@ -568,7 +676,31 @@
           <w:sz w:val="24"/>
           <w:szCs w:val="24"/>
         </w:rPr>
-        <w:t xml:space="preserve">Keep the honest non-verification line. "The footage did not allow me to verify X" is a stronger sentence than any hedge, and it protects both the resident and the department. Note that reviewing video is not preserving it. Say what you did to put a hold on it.</w:t>
+        <w:t xml:space="preserve">Keep the honest non-verification line. "The footage did not allow me to verify X" is a stronger sentence than any hedge, and it protects both the resident and the department. Note that reviewing video is not preserving it. Say what you did to put a hold on it. </w:t>
+      </w:r>
+      <w:r>
+        <w:rPr>
+          <w:b/>
+          <w:bCs/>
+          <w:i/>
+          <w:iCs/>
+          <w:color w:val="595959"/>
+          <w:sz w:val="24"/>
+          <w:szCs w:val="24"/>
+        </w:rPr>
+        <w:t xml:space="preserve">On the statement:</w:t>
+      </w:r>
+      <w:r>
+        <w:rPr>
+          <w:b w:val="false"/>
+          <w:bCs w:val="false"/>
+          <w:i/>
+          <w:iCs/>
+          <w:color w:val="595959"/>
+          <w:sz w:val="24"/>
+          <w:szCs w:val="24"/>
+        </w:rPr>
+        <w:t xml:space="preserve"> I.A.6 directs you to take it. If the suspect is 17 or under, WIC 625.6 requires a consultation with counsel before any questioning and before any Miranda waiver, and it cannot be waived. The order predates that statute and does not mention it. Record the consultation here, because the memo is the only place that will show it happened.</w:t>
       </w:r>
     </w:p>
     <w:p>
@@ -1450,19 +1582,19 @@
                 <w:sz w:val="24"/>
                 <w:szCs w:val="24"/>
               </w:rPr>
-              <w:t xml:space="preserve">Interviews conducted to test the allegation.</w:t>
-            </w:r>
-            <w:r>
-              <w:rPr>
-                <w:b w:val="false"/>
-                <w:bCs w:val="false"/>
-                <w:i w:val="false"/>
-                <w:iCs w:val="false"/>
-                <w:color w:val="1A1A1A"/>
-                <w:sz w:val="24"/>
-                <w:szCs w:val="24"/>
-              </w:rPr>
-              <w:t xml:space="preserve"> If you asked residents questions to find out whether it really happened, that is fact finding, and it belongs to a trained investigator with the PC 679.04 advocate rights attached. Establishing who was present and keeping people safe is response and belongs here.</w:t>
+              <w:t xml:space="preserve">A witness canvass written up as though it were part of the response.</w:t>
+            </w:r>
+            <w:r>
+              <w:rPr>
+                <w:b w:val="false"/>
+                <w:bCs w:val="false"/>
+                <w:i w:val="false"/>
+                <w:iCs w:val="false"/>
+                <w:color w:val="1A1A1A"/>
+                <w:sz w:val="24"/>
+                <w:szCs w:val="24"/>
+              </w:rPr>
+              <w:t xml:space="preserve"> OO 1453 I.A.6 directs you to take an initial statement from the victim and the suspect, so that belongs in section 3 below. Going on to question other residents to find out whether the allegation is true is not directed anywhere in the order, and it is what belongs to a trained investigator under 115.334.</w:t>
             </w:r>
           </w:p>
           <w:p>

--- a/deliverables/PREA_Supervisor_Memo_Template.docx
+++ b/deliverables/PREA_Supervisor_Memo_Template.docx
@@ -1871,7 +1871,7 @@
           <w:sz w:val="24"/>
           <w:szCs w:val="24"/>
         </w:rPr>
-        <w:t xml:space="preserve">Generated from drafts/supervisor-guide.json by npm run memo-template. Do not hand-edit this file. Drawn from gap register Revision 9.</w:t>
+        <w:t xml:space="preserve">Generated from drafts/supervisor-guide.json by npm run memo-template. Do not hand-edit this file. Drawn from gap register Revision 10.</w:t>
       </w:r>
     </w:p>
     <w:sectPr>

--- a/deliverables/PREA_Supervisor_Memo_Template.docx
+++ b/deliverables/PREA_Supervisor_Memo_Template.docx
@@ -1854,7 +1854,7 @@
           <w:sz w:val="24"/>
           <w:szCs w:val="24"/>
         </w:rPr>
-        <w:t xml:space="preserve">This is a template, not legal advice, and statutory questions go to County Counsel. The CANRA and 28 CFR 115.6 references behind it were corroborated by exact-phrase search and have NOT been read from the Penal Code or the Code of Federal Regulations directly. The OO 1453 response sequence it assumes traces to the gap register rather than to the order, which has never been produced to this review. Confirm both before this template issues.</w:t>
+        <w:t xml:space="preserve">This is a template, not legal advice, and statutory questions go to County Counsel. The CANRA and 28 CFR 115.6 references behind it were corroborated by exact-phrase search and have NOT been read from the Penal Code or the Code of Federal Regulations directly. The OO 1453 sequence it assumes is quoted from the order, produced and read in full on 10/29. Confirm the CANRA and CFR references before this template issues.</w:t>
       </w:r>
     </w:p>
     <w:p>

--- a/deliverables/PREA_Supervisor_Memo_Template.docx
+++ b/deliverables/PREA_Supervisor_Memo_Template.docx
@@ -1871,7 +1871,7 @@
           <w:sz w:val="24"/>
           <w:szCs w:val="24"/>
         </w:rPr>
-        <w:t xml:space="preserve">Generated from drafts/supervisor-guide.json by npm run memo-template. Do not hand-edit this file. Drawn from gap register Revision 10.</w:t>
+        <w:t xml:space="preserve">Generated from drafts/supervisor-guide.json by npm run memo-template. Do not hand-edit this file. Drawn from gap register Revision 11.</w:t>
       </w:r>
     </w:p>
     <w:sectPr>

--- a/deliverables/PREA_Supervisor_Memo_Template.docx
+++ b/deliverables/PREA_Supervisor_Memo_Template.docx
@@ -1871,7 +1871,7 @@
           <w:sz w:val="24"/>
           <w:szCs w:val="24"/>
         </w:rPr>
-        <w:t xml:space="preserve">Generated from drafts/supervisor-guide.json by npm run memo-template. Do not hand-edit this file. Drawn from gap register Revision 11.</w:t>
+        <w:t xml:space="preserve">Drawn from gap register Revision 11. This copy is regenerated from source; edits made here are not carried forward.</w:t>
       </w:r>
     </w:p>
     <w:sectPr>
